--- a/docs/RECOMENDACIONES_aprobacion.docx
+++ b/docs/RECOMENDACIONES_aprobacion.docx
@@ -4,18 +4,22 @@
   <w:body>
     <w:p>
       <w:pPr>
-        <w:spacing w:after="120"/>
+        <w:spacing w:after="160"/>
+        <w:jc w:val="center"/>
       </w:pPr>
       <w:r>
         <w:rPr>
           <w:b/>
           <w:color w:val="C41E3A"/>
-          <w:sz w:val="40"/>
+          <w:sz w:val="38"/>
         </w:rPr>
         <w:t>HemoPocket — Recomendaciones para la aprobación institucional</w:t>
       </w:r>
     </w:p>
     <w:p>
+      <w:pPr>
+        <w:jc w:val="both"/>
+      </w:pPr>
       <w:r>
         <w:rPr>
           <w:b/>
@@ -24,6 +28,9 @@
       </w:r>
     </w:p>
     <w:p>
+      <w:pPr>
+        <w:jc w:val="both"/>
+      </w:pPr>
       <w:r>
         <w:t xml:space="preserve">Este documento acompaña al </w:t>
       </w:r>
@@ -136,13 +143,13 @@
     </w:p>
     <w:p>
       <w:pPr>
-        <w:spacing w:before="80" w:after="80"/>
+        <w:spacing w:before="60" w:after="60"/>
       </w:pPr>
       <w:r>
         <w:rPr>
-          <w:color w:val="CCCCCC"/>
+          <w:color w:val="BBBBBB"/>
         </w:rPr>
-        <w:t>__________________________________________________</w:t>
+        <w:t>____________________________________________________________</w:t>
       </w:r>
     </w:p>
     <w:p>
@@ -153,12 +160,15 @@
         <w:rPr>
           <w:b/>
           <w:color w:val="C41E3A"/>
-          <w:sz w:val="30"/>
+          <w:sz w:val="29"/>
         </w:rPr>
         <w:t>0. Resumen de la valoración</w:t>
       </w:r>
     </w:p>
     <w:p>
+      <w:pPr>
+        <w:jc w:val="both"/>
+      </w:pPr>
       <w:r>
         <w:rPr>
           <w:b/>
@@ -179,6 +189,9 @@
       </w:r>
     </w:p>
     <w:p>
+      <w:pPr>
+        <w:jc w:val="both"/>
+      </w:pPr>
       <w:r>
         <w:t xml:space="preserve">Las acciones pendientes son, en su mayoría, de </w:t>
       </w:r>
@@ -194,13 +207,13 @@
     </w:p>
     <w:p>
       <w:pPr>
-        <w:spacing w:before="80" w:after="80"/>
+        <w:spacing w:before="60" w:after="60"/>
       </w:pPr>
       <w:r>
         <w:rPr>
-          <w:color w:val="CCCCCC"/>
+          <w:color w:val="BBBBBB"/>
         </w:rPr>
-        <w:t>__________________________________________________</w:t>
+        <w:t>____________________________________________________________</w:t>
       </w:r>
     </w:p>
     <w:p>
@@ -211,12 +224,15 @@
         <w:rPr>
           <w:b/>
           <w:color w:val="C41E3A"/>
-          <w:sz w:val="30"/>
+          <w:sz w:val="29"/>
         </w:rPr>
         <w:t>0 bis. Cambios ya aplicados en el código (esta versión)</w:t>
       </w:r>
     </w:p>
     <w:p>
+      <w:pPr>
+        <w:jc w:val="both"/>
+      </w:pPr>
       <w:r>
         <w:t>Como parte de esta revisión, ya se han implementado en la aplicación las siguientes mejoras técnicas. El resto de acciones (documentales y organizativas) se detallan en los bloques siguientes.</w:t>
       </w:r>
@@ -229,14 +245,14 @@
         <w:tblLook w:firstColumn="1" w:firstRow="1" w:lastColumn="0" w:lastRow="0" w:noHBand="0" w:noVBand="1" w:val="04A0"/>
       </w:tblPr>
       <w:tblGrid>
-        <w:gridCol w:w="2880"/>
-        <w:gridCol w:w="2880"/>
-        <w:gridCol w:w="2880"/>
+        <w:gridCol w:w="3120"/>
+        <w:gridCol w:w="3120"/>
+        <w:gridCol w:w="3120"/>
       </w:tblGrid>
       <w:tr>
         <w:tc>
           <w:tcPr>
-            <w:tcW w:type="dxa" w:w="2880"/>
+            <w:tcW w:type="dxa" w:w="3120"/>
           </w:tcPr>
           <w:p>
             <w:r>
@@ -254,7 +270,7 @@
         </w:tc>
         <w:tc>
           <w:tcPr>
-            <w:tcW w:type="dxa" w:w="2880"/>
+            <w:tcW w:type="dxa" w:w="3120"/>
           </w:tcPr>
           <w:p>
             <w:r>
@@ -272,7 +288,7 @@
         </w:tc>
         <w:tc>
           <w:tcPr>
-            <w:tcW w:type="dxa" w:w="2880"/>
+            <w:tcW w:type="dxa" w:w="3120"/>
           </w:tcPr>
           <w:p>
             <w:r>
@@ -292,7 +308,7 @@
       <w:tr>
         <w:tc>
           <w:tcPr>
-            <w:tcW w:type="dxa" w:w="2880"/>
+            <w:tcW w:type="dxa" w:w="3120"/>
           </w:tcPr>
           <w:p>
             <w:r/>
@@ -309,7 +325,7 @@
         </w:tc>
         <w:tc>
           <w:tcPr>
-            <w:tcW w:type="dxa" w:w="2880"/>
+            <w:tcW w:type="dxa" w:w="3120"/>
           </w:tcPr>
           <w:p>
             <w:r/>
@@ -320,7 +336,7 @@
         </w:tc>
         <w:tc>
           <w:tcPr>
-            <w:tcW w:type="dxa" w:w="2880"/>
+            <w:tcW w:type="dxa" w:w="3120"/>
           </w:tcPr>
           <w:p>
             <w:r/>
@@ -342,7 +358,7 @@
       <w:tr>
         <w:tc>
           <w:tcPr>
-            <w:tcW w:type="dxa" w:w="2880"/>
+            <w:tcW w:type="dxa" w:w="3120"/>
           </w:tcPr>
           <w:p>
             <w:r/>
@@ -359,7 +375,7 @@
         </w:tc>
         <w:tc>
           <w:tcPr>
-            <w:tcW w:type="dxa" w:w="2880"/>
+            <w:tcW w:type="dxa" w:w="3120"/>
           </w:tcPr>
           <w:p>
             <w:r/>
@@ -370,7 +386,7 @@
         </w:tc>
         <w:tc>
           <w:tcPr>
-            <w:tcW w:type="dxa" w:w="2880"/>
+            <w:tcW w:type="dxa" w:w="3120"/>
           </w:tcPr>
           <w:p>
             <w:r/>
@@ -383,7 +399,7 @@
       <w:tr>
         <w:tc>
           <w:tcPr>
-            <w:tcW w:type="dxa" w:w="2880"/>
+            <w:tcW w:type="dxa" w:w="3120"/>
           </w:tcPr>
           <w:p>
             <w:r/>
@@ -400,7 +416,7 @@
         </w:tc>
         <w:tc>
           <w:tcPr>
-            <w:tcW w:type="dxa" w:w="2880"/>
+            <w:tcW w:type="dxa" w:w="3120"/>
           </w:tcPr>
           <w:p>
             <w:r/>
@@ -411,7 +427,7 @@
         </w:tc>
         <w:tc>
           <w:tcPr>
-            <w:tcW w:type="dxa" w:w="2880"/>
+            <w:tcW w:type="dxa" w:w="3120"/>
           </w:tcPr>
           <w:p>
             <w:r/>
@@ -424,7 +440,7 @@
       <w:tr>
         <w:tc>
           <w:tcPr>
-            <w:tcW w:type="dxa" w:w="2880"/>
+            <w:tcW w:type="dxa" w:w="3120"/>
           </w:tcPr>
           <w:p>
             <w:r/>
@@ -441,7 +457,7 @@
         </w:tc>
         <w:tc>
           <w:tcPr>
-            <w:tcW w:type="dxa" w:w="2880"/>
+            <w:tcW w:type="dxa" w:w="3120"/>
           </w:tcPr>
           <w:p>
             <w:r/>
@@ -452,7 +468,7 @@
         </w:tc>
         <w:tc>
           <w:tcPr>
-            <w:tcW w:type="dxa" w:w="2880"/>
+            <w:tcW w:type="dxa" w:w="3120"/>
           </w:tcPr>
           <w:p>
             <w:r/>
@@ -503,13 +519,13 @@
     </w:p>
     <w:p>
       <w:pPr>
-        <w:spacing w:before="80" w:after="80"/>
+        <w:spacing w:before="60" w:after="60"/>
       </w:pPr>
       <w:r>
         <w:rPr>
-          <w:color w:val="CCCCCC"/>
+          <w:color w:val="BBBBBB"/>
         </w:rPr>
-        <w:t>__________________________________________________</w:t>
+        <w:t>____________________________________________________________</w:t>
       </w:r>
     </w:p>
     <w:p>
@@ -520,20 +536,20 @@
         <w:rPr>
           <w:b/>
           <w:color w:val="C41E3A"/>
-          <w:sz w:val="30"/>
+          <w:sz w:val="29"/>
         </w:rPr>
         <w:t>Bloque A — Protección de datos (RGPD / LOPDGDD)</w:t>
       </w:r>
     </w:p>
     <w:p>
       <w:pPr>
-        <w:spacing w:before="160"/>
+        <w:spacing w:before="140"/>
       </w:pPr>
       <w:r>
         <w:rPr>
           <w:b/>
           <w:color w:val="C41E3A"/>
-          <w:sz w:val="25"/>
+          <w:sz w:val="24"/>
         </w:rPr>
         <w:t>Lo que ya está bien ✅</w:t>
       </w:r>
@@ -659,13 +675,13 @@
     </w:p>
     <w:p>
       <w:pPr>
-        <w:spacing w:before="160"/>
+        <w:spacing w:before="140"/>
       </w:pPr>
       <w:r>
         <w:rPr>
           <w:b/>
           <w:color w:val="C41E3A"/>
-          <w:sz w:val="25"/>
+          <w:sz w:val="24"/>
         </w:rPr>
         <w:t>Brechas y acciones</w:t>
       </w:r>
@@ -678,13 +694,13 @@
         <w:tblLook w:firstColumn="1" w:firstRow="1" w:lastColumn="0" w:lastRow="0" w:noHBand="0" w:noVBand="1" w:val="04A0"/>
       </w:tblPr>
       <w:tblGrid>
-        <w:gridCol w:w="4320"/>
-        <w:gridCol w:w="4320"/>
+        <w:gridCol w:w="4680"/>
+        <w:gridCol w:w="4680"/>
       </w:tblGrid>
       <w:tr>
         <w:tc>
           <w:tcPr>
-            <w:tcW w:type="dxa" w:w="4320"/>
+            <w:tcW w:type="dxa" w:w="4680"/>
           </w:tcPr>
           <w:p>
             <w:r>
@@ -702,7 +718,7 @@
         </w:tc>
         <w:tc>
           <w:tcPr>
-            <w:tcW w:type="dxa" w:w="4320"/>
+            <w:tcW w:type="dxa" w:w="4680"/>
           </w:tcPr>
           <w:p>
             <w:r>
@@ -722,7 +738,7 @@
       <w:tr>
         <w:tc>
           <w:tcPr>
-            <w:tcW w:type="dxa" w:w="4320"/>
+            <w:tcW w:type="dxa" w:w="4680"/>
           </w:tcPr>
           <w:p>
             <w:r/>
@@ -733,7 +749,7 @@
         </w:tc>
         <w:tc>
           <w:tcPr>
-            <w:tcW w:type="dxa" w:w="4320"/>
+            <w:tcW w:type="dxa" w:w="4680"/>
           </w:tcPr>
           <w:p>
             <w:r/>
@@ -770,7 +786,7 @@
       <w:tr>
         <w:tc>
           <w:tcPr>
-            <w:tcW w:type="dxa" w:w="4320"/>
+            <w:tcW w:type="dxa" w:w="4680"/>
           </w:tcPr>
           <w:p>
             <w:r/>
@@ -781,7 +797,7 @@
         </w:tc>
         <w:tc>
           <w:tcPr>
-            <w:tcW w:type="dxa" w:w="4320"/>
+            <w:tcW w:type="dxa" w:w="4680"/>
           </w:tcPr>
           <w:p>
             <w:r/>
@@ -809,7 +825,7 @@
       <w:tr>
         <w:tc>
           <w:tcPr>
-            <w:tcW w:type="dxa" w:w="4320"/>
+            <w:tcW w:type="dxa" w:w="4680"/>
           </w:tcPr>
           <w:p>
             <w:r/>
@@ -820,7 +836,7 @@
         </w:tc>
         <w:tc>
           <w:tcPr>
-            <w:tcW w:type="dxa" w:w="4320"/>
+            <w:tcW w:type="dxa" w:w="4680"/>
           </w:tcPr>
           <w:p>
             <w:r/>
@@ -839,7 +855,7 @@
       <w:tr>
         <w:tc>
           <w:tcPr>
-            <w:tcW w:type="dxa" w:w="4320"/>
+            <w:tcW w:type="dxa" w:w="4680"/>
           </w:tcPr>
           <w:p>
             <w:r/>
@@ -850,7 +866,7 @@
         </w:tc>
         <w:tc>
           <w:tcPr>
-            <w:tcW w:type="dxa" w:w="4320"/>
+            <w:tcW w:type="dxa" w:w="4680"/>
           </w:tcPr>
           <w:p>
             <w:r/>
@@ -869,7 +885,7 @@
       <w:tr>
         <w:tc>
           <w:tcPr>
-            <w:tcW w:type="dxa" w:w="4320"/>
+            <w:tcW w:type="dxa" w:w="4680"/>
           </w:tcPr>
           <w:p>
             <w:r/>
@@ -880,7 +896,7 @@
         </w:tc>
         <w:tc>
           <w:tcPr>
-            <w:tcW w:type="dxa" w:w="4320"/>
+            <w:tcW w:type="dxa" w:w="4680"/>
           </w:tcPr>
           <w:p>
             <w:r/>
@@ -908,7 +924,7 @@
       <w:tr>
         <w:tc>
           <w:tcPr>
-            <w:tcW w:type="dxa" w:w="4320"/>
+            <w:tcW w:type="dxa" w:w="4680"/>
           </w:tcPr>
           <w:p>
             <w:r/>
@@ -919,7 +935,7 @@
         </w:tc>
         <w:tc>
           <w:tcPr>
-            <w:tcW w:type="dxa" w:w="4320"/>
+            <w:tcW w:type="dxa" w:w="4680"/>
           </w:tcPr>
           <w:p>
             <w:r/>
@@ -948,13 +964,13 @@
     <w:p/>
     <w:p>
       <w:pPr>
-        <w:spacing w:before="80" w:after="80"/>
+        <w:spacing w:before="60" w:after="60"/>
       </w:pPr>
       <w:r>
         <w:rPr>
-          <w:color w:val="CCCCCC"/>
+          <w:color w:val="BBBBBB"/>
         </w:rPr>
-        <w:t>__________________________________________________</w:t>
+        <w:t>____________________________________________________________</w:t>
       </w:r>
     </w:p>
     <w:p>
@@ -965,20 +981,20 @@
         <w:rPr>
           <w:b/>
           <w:color w:val="C41E3A"/>
-          <w:sz w:val="30"/>
+          <w:sz w:val="29"/>
         </w:rPr>
         <w:t>Bloque B — Seguridad informática (Comisión de Informática)</w:t>
       </w:r>
     </w:p>
     <w:p>
       <w:pPr>
-        <w:spacing w:before="160"/>
+        <w:spacing w:before="140"/>
       </w:pPr>
       <w:r>
         <w:rPr>
           <w:b/>
           <w:color w:val="C41E3A"/>
-          <w:sz w:val="25"/>
+          <w:sz w:val="24"/>
         </w:rPr>
         <w:t>Lo que ya está bien ✅</w:t>
       </w:r>
@@ -1086,13 +1102,13 @@
     </w:p>
     <w:p>
       <w:pPr>
-        <w:spacing w:before="160"/>
+        <w:spacing w:before="140"/>
       </w:pPr>
       <w:r>
         <w:rPr>
           <w:b/>
           <w:color w:val="C41E3A"/>
-          <w:sz w:val="25"/>
+          <w:sz w:val="24"/>
         </w:rPr>
         <w:t>Brechas y acciones</w:t>
       </w:r>
@@ -1105,13 +1121,13 @@
         <w:tblLook w:firstColumn="1" w:firstRow="1" w:lastColumn="0" w:lastRow="0" w:noHBand="0" w:noVBand="1" w:val="04A0"/>
       </w:tblPr>
       <w:tblGrid>
-        <w:gridCol w:w="4320"/>
-        <w:gridCol w:w="4320"/>
+        <w:gridCol w:w="4680"/>
+        <w:gridCol w:w="4680"/>
       </w:tblGrid>
       <w:tr>
         <w:tc>
           <w:tcPr>
-            <w:tcW w:type="dxa" w:w="4320"/>
+            <w:tcW w:type="dxa" w:w="4680"/>
           </w:tcPr>
           <w:p>
             <w:r>
@@ -1129,7 +1145,7 @@
         </w:tc>
         <w:tc>
           <w:tcPr>
-            <w:tcW w:type="dxa" w:w="4320"/>
+            <w:tcW w:type="dxa" w:w="4680"/>
           </w:tcPr>
           <w:p>
             <w:r>
@@ -1149,7 +1165,7 @@
       <w:tr>
         <w:tc>
           <w:tcPr>
-            <w:tcW w:type="dxa" w:w="4320"/>
+            <w:tcW w:type="dxa" w:w="4680"/>
           </w:tcPr>
           <w:p>
             <w:r/>
@@ -1160,7 +1176,7 @@
         </w:tc>
         <w:tc>
           <w:tcPr>
-            <w:tcW w:type="dxa" w:w="4320"/>
+            <w:tcW w:type="dxa" w:w="4680"/>
           </w:tcPr>
           <w:p>
             <w:r/>
@@ -1213,7 +1229,7 @@
       <w:tr>
         <w:tc>
           <w:tcPr>
-            <w:tcW w:type="dxa" w:w="4320"/>
+            <w:tcW w:type="dxa" w:w="4680"/>
           </w:tcPr>
           <w:p>
             <w:r/>
@@ -1224,7 +1240,7 @@
         </w:tc>
         <w:tc>
           <w:tcPr>
-            <w:tcW w:type="dxa" w:w="4320"/>
+            <w:tcW w:type="dxa" w:w="4680"/>
           </w:tcPr>
           <w:p>
             <w:r/>
@@ -1280,7 +1296,7 @@
       <w:tr>
         <w:tc>
           <w:tcPr>
-            <w:tcW w:type="dxa" w:w="4320"/>
+            <w:tcW w:type="dxa" w:w="4680"/>
           </w:tcPr>
           <w:p>
             <w:r/>
@@ -1291,7 +1307,7 @@
         </w:tc>
         <w:tc>
           <w:tcPr>
-            <w:tcW w:type="dxa" w:w="4320"/>
+            <w:tcW w:type="dxa" w:w="4680"/>
           </w:tcPr>
           <w:p>
             <w:r/>
@@ -1337,7 +1353,7 @@
       <w:tr>
         <w:tc>
           <w:tcPr>
-            <w:tcW w:type="dxa" w:w="4320"/>
+            <w:tcW w:type="dxa" w:w="4680"/>
           </w:tcPr>
           <w:p>
             <w:r/>
@@ -1348,7 +1364,7 @@
         </w:tc>
         <w:tc>
           <w:tcPr>
-            <w:tcW w:type="dxa" w:w="4320"/>
+            <w:tcW w:type="dxa" w:w="4680"/>
           </w:tcPr>
           <w:p>
             <w:r/>
@@ -1376,7 +1392,7 @@
       <w:tr>
         <w:tc>
           <w:tcPr>
-            <w:tcW w:type="dxa" w:w="4320"/>
+            <w:tcW w:type="dxa" w:w="4680"/>
           </w:tcPr>
           <w:p>
             <w:r/>
@@ -1387,7 +1403,7 @@
         </w:tc>
         <w:tc>
           <w:tcPr>
-            <w:tcW w:type="dxa" w:w="4320"/>
+            <w:tcW w:type="dxa" w:w="4680"/>
           </w:tcPr>
           <w:p>
             <w:r/>
@@ -1415,7 +1431,7 @@
       <w:tr>
         <w:tc>
           <w:tcPr>
-            <w:tcW w:type="dxa" w:w="4320"/>
+            <w:tcW w:type="dxa" w:w="4680"/>
           </w:tcPr>
           <w:p>
             <w:r/>
@@ -1426,7 +1442,7 @@
         </w:tc>
         <w:tc>
           <w:tcPr>
-            <w:tcW w:type="dxa" w:w="4320"/>
+            <w:tcW w:type="dxa" w:w="4680"/>
           </w:tcPr>
           <w:p>
             <w:r/>
@@ -1446,13 +1462,13 @@
     <w:p/>
     <w:p>
       <w:pPr>
-        <w:spacing w:before="80" w:after="80"/>
+        <w:spacing w:before="60" w:after="60"/>
       </w:pPr>
       <w:r>
         <w:rPr>
-          <w:color w:val="CCCCCC"/>
+          <w:color w:val="BBBBBB"/>
         </w:rPr>
-        <w:t>__________________________________________________</w:t>
+        <w:t>____________________________________________________________</w:t>
       </w:r>
     </w:p>
     <w:p>
@@ -1463,20 +1479,20 @@
         <w:rPr>
           <w:b/>
           <w:color w:val="C41E3A"/>
-          <w:sz w:val="30"/>
+          <w:sz w:val="29"/>
         </w:rPr>
         <w:t>Bloque C — Calidad y gobernanza clínica (Comisión de Calidad)</w:t>
       </w:r>
     </w:p>
     <w:p>
       <w:pPr>
-        <w:spacing w:before="160"/>
+        <w:spacing w:before="140"/>
       </w:pPr>
       <w:r>
         <w:rPr>
           <w:b/>
           <w:color w:val="C41E3A"/>
-          <w:sz w:val="25"/>
+          <w:sz w:val="24"/>
         </w:rPr>
         <w:t>Lo que ya está bien ✅</w:t>
       </w:r>
@@ -1545,13 +1561,13 @@
     </w:p>
     <w:p>
       <w:pPr>
-        <w:spacing w:before="160"/>
+        <w:spacing w:before="140"/>
       </w:pPr>
       <w:r>
         <w:rPr>
           <w:b/>
           <w:color w:val="C41E3A"/>
-          <w:sz w:val="25"/>
+          <w:sz w:val="24"/>
         </w:rPr>
         <w:t>Brechas y acciones</w:t>
       </w:r>
@@ -1564,13 +1580,13 @@
         <w:tblLook w:firstColumn="1" w:firstRow="1" w:lastColumn="0" w:lastRow="0" w:noHBand="0" w:noVBand="1" w:val="04A0"/>
       </w:tblPr>
       <w:tblGrid>
-        <w:gridCol w:w="4320"/>
-        <w:gridCol w:w="4320"/>
+        <w:gridCol w:w="4680"/>
+        <w:gridCol w:w="4680"/>
       </w:tblGrid>
       <w:tr>
         <w:tc>
           <w:tcPr>
-            <w:tcW w:type="dxa" w:w="4320"/>
+            <w:tcW w:type="dxa" w:w="4680"/>
           </w:tcPr>
           <w:p>
             <w:r>
@@ -1588,7 +1604,7 @@
         </w:tc>
         <w:tc>
           <w:tcPr>
-            <w:tcW w:type="dxa" w:w="4320"/>
+            <w:tcW w:type="dxa" w:w="4680"/>
           </w:tcPr>
           <w:p>
             <w:r>
@@ -1608,7 +1624,7 @@
       <w:tr>
         <w:tc>
           <w:tcPr>
-            <w:tcW w:type="dxa" w:w="4320"/>
+            <w:tcW w:type="dxa" w:w="4680"/>
           </w:tcPr>
           <w:p>
             <w:r/>
@@ -1619,7 +1635,7 @@
         </w:tc>
         <w:tc>
           <w:tcPr>
-            <w:tcW w:type="dxa" w:w="4320"/>
+            <w:tcW w:type="dxa" w:w="4680"/>
           </w:tcPr>
           <w:p>
             <w:r/>
@@ -1638,7 +1654,7 @@
       <w:tr>
         <w:tc>
           <w:tcPr>
-            <w:tcW w:type="dxa" w:w="4320"/>
+            <w:tcW w:type="dxa" w:w="4680"/>
           </w:tcPr>
           <w:p>
             <w:r/>
@@ -1649,7 +1665,7 @@
         </w:tc>
         <w:tc>
           <w:tcPr>
-            <w:tcW w:type="dxa" w:w="4320"/>
+            <w:tcW w:type="dxa" w:w="4680"/>
           </w:tcPr>
           <w:p>
             <w:r/>
@@ -1677,7 +1693,7 @@
       <w:tr>
         <w:tc>
           <w:tcPr>
-            <w:tcW w:type="dxa" w:w="4320"/>
+            <w:tcW w:type="dxa" w:w="4680"/>
           </w:tcPr>
           <w:p>
             <w:r/>
@@ -1688,7 +1704,7 @@
         </w:tc>
         <w:tc>
           <w:tcPr>
-            <w:tcW w:type="dxa" w:w="4320"/>
+            <w:tcW w:type="dxa" w:w="4680"/>
           </w:tcPr>
           <w:p>
             <w:r/>
@@ -1743,7 +1759,7 @@
       <w:tr>
         <w:tc>
           <w:tcPr>
-            <w:tcW w:type="dxa" w:w="4320"/>
+            <w:tcW w:type="dxa" w:w="4680"/>
           </w:tcPr>
           <w:p>
             <w:r/>
@@ -1754,7 +1770,7 @@
         </w:tc>
         <w:tc>
           <w:tcPr>
-            <w:tcW w:type="dxa" w:w="4320"/>
+            <w:tcW w:type="dxa" w:w="4680"/>
           </w:tcPr>
           <w:p>
             <w:r/>
@@ -1773,7 +1789,7 @@
       <w:tr>
         <w:tc>
           <w:tcPr>
-            <w:tcW w:type="dxa" w:w="4320"/>
+            <w:tcW w:type="dxa" w:w="4680"/>
           </w:tcPr>
           <w:p>
             <w:r/>
@@ -1784,7 +1800,7 @@
         </w:tc>
         <w:tc>
           <w:tcPr>
-            <w:tcW w:type="dxa" w:w="4320"/>
+            <w:tcW w:type="dxa" w:w="4680"/>
           </w:tcPr>
           <w:p>
             <w:r/>
@@ -1812,7 +1828,7 @@
       <w:tr>
         <w:tc>
           <w:tcPr>
-            <w:tcW w:type="dxa" w:w="4320"/>
+            <w:tcW w:type="dxa" w:w="4680"/>
           </w:tcPr>
           <w:p>
             <w:r/>
@@ -1823,7 +1839,7 @@
         </w:tc>
         <w:tc>
           <w:tcPr>
-            <w:tcW w:type="dxa" w:w="4320"/>
+            <w:tcW w:type="dxa" w:w="4680"/>
           </w:tcPr>
           <w:p>
             <w:r/>
@@ -1852,13 +1868,13 @@
     <w:p/>
     <w:p>
       <w:pPr>
-        <w:spacing w:before="80" w:after="80"/>
+        <w:spacing w:before="60" w:after="60"/>
       </w:pPr>
       <w:r>
         <w:rPr>
-          <w:color w:val="CCCCCC"/>
+          <w:color w:val="BBBBBB"/>
         </w:rPr>
-        <w:t>__________________________________________________</w:t>
+        <w:t>____________________________________________________________</w:t>
       </w:r>
     </w:p>
     <w:p>
@@ -1869,20 +1885,20 @@
         <w:rPr>
           <w:b/>
           <w:color w:val="C41E3A"/>
-          <w:sz w:val="30"/>
+          <w:sz w:val="29"/>
         </w:rPr>
         <w:t>Bloque D — Accesibilidad</w:t>
       </w:r>
     </w:p>
     <w:p>
       <w:pPr>
-        <w:spacing w:before="160"/>
+        <w:spacing w:before="140"/>
       </w:pPr>
       <w:r>
         <w:rPr>
           <w:b/>
           <w:color w:val="C41E3A"/>
-          <w:sz w:val="25"/>
+          <w:sz w:val="24"/>
         </w:rPr>
         <w:t>Lo que ya está bien ✅</w:t>
       </w:r>
@@ -1952,13 +1968,13 @@
     </w:p>
     <w:p>
       <w:pPr>
-        <w:spacing w:before="160"/>
+        <w:spacing w:before="140"/>
       </w:pPr>
       <w:r>
         <w:rPr>
           <w:b/>
           <w:color w:val="C41E3A"/>
-          <w:sz w:val="25"/>
+          <w:sz w:val="24"/>
         </w:rPr>
         <w:t>Brechas y acciones</w:t>
       </w:r>
@@ -1971,13 +1987,13 @@
         <w:tblLook w:firstColumn="1" w:firstRow="1" w:lastColumn="0" w:lastRow="0" w:noHBand="0" w:noVBand="1" w:val="04A0"/>
       </w:tblPr>
       <w:tblGrid>
-        <w:gridCol w:w="4320"/>
-        <w:gridCol w:w="4320"/>
+        <w:gridCol w:w="4680"/>
+        <w:gridCol w:w="4680"/>
       </w:tblGrid>
       <w:tr>
         <w:tc>
           <w:tcPr>
-            <w:tcW w:type="dxa" w:w="4320"/>
+            <w:tcW w:type="dxa" w:w="4680"/>
           </w:tcPr>
           <w:p>
             <w:r>
@@ -1995,7 +2011,7 @@
         </w:tc>
         <w:tc>
           <w:tcPr>
-            <w:tcW w:type="dxa" w:w="4320"/>
+            <w:tcW w:type="dxa" w:w="4680"/>
           </w:tcPr>
           <w:p>
             <w:r>
@@ -2015,7 +2031,7 @@
       <w:tr>
         <w:tc>
           <w:tcPr>
-            <w:tcW w:type="dxa" w:w="4320"/>
+            <w:tcW w:type="dxa" w:w="4680"/>
           </w:tcPr>
           <w:p>
             <w:r/>
@@ -2026,7 +2042,7 @@
         </w:tc>
         <w:tc>
           <w:tcPr>
-            <w:tcW w:type="dxa" w:w="4320"/>
+            <w:tcW w:type="dxa" w:w="4680"/>
           </w:tcPr>
           <w:p>
             <w:r/>
@@ -2063,7 +2079,7 @@
       <w:tr>
         <w:tc>
           <w:tcPr>
-            <w:tcW w:type="dxa" w:w="4320"/>
+            <w:tcW w:type="dxa" w:w="4680"/>
           </w:tcPr>
           <w:p>
             <w:r/>
@@ -2074,7 +2090,7 @@
         </w:tc>
         <w:tc>
           <w:tcPr>
-            <w:tcW w:type="dxa" w:w="4320"/>
+            <w:tcW w:type="dxa" w:w="4680"/>
           </w:tcPr>
           <w:p>
             <w:r/>
@@ -2094,13 +2110,13 @@
     <w:p/>
     <w:p>
       <w:pPr>
-        <w:spacing w:before="80" w:after="80"/>
+        <w:spacing w:before="60" w:after="60"/>
       </w:pPr>
       <w:r>
         <w:rPr>
-          <w:color w:val="CCCCCC"/>
+          <w:color w:val="BBBBBB"/>
         </w:rPr>
-        <w:t>__________________________________________________</w:t>
+        <w:t>____________________________________________________________</w:t>
       </w:r>
     </w:p>
     <w:p>
@@ -2111,7 +2127,7 @@
         <w:rPr>
           <w:b/>
           <w:color w:val="C41E3A"/>
-          <w:sz w:val="30"/>
+          <w:sz w:val="29"/>
         </w:rPr>
         <w:t>Bloque E — Sostenibilidad y continuidad</w:t>
       </w:r>
@@ -2124,13 +2140,13 @@
         <w:tblLook w:firstColumn="1" w:firstRow="1" w:lastColumn="0" w:lastRow="0" w:noHBand="0" w:noVBand="1" w:val="04A0"/>
       </w:tblPr>
       <w:tblGrid>
-        <w:gridCol w:w="4320"/>
-        <w:gridCol w:w="4320"/>
+        <w:gridCol w:w="4680"/>
+        <w:gridCol w:w="4680"/>
       </w:tblGrid>
       <w:tr>
         <w:tc>
           <w:tcPr>
-            <w:tcW w:type="dxa" w:w="4320"/>
+            <w:tcW w:type="dxa" w:w="4680"/>
           </w:tcPr>
           <w:p>
             <w:r>
@@ -2148,7 +2164,7 @@
         </w:tc>
         <w:tc>
           <w:tcPr>
-            <w:tcW w:type="dxa" w:w="4320"/>
+            <w:tcW w:type="dxa" w:w="4680"/>
           </w:tcPr>
           <w:p>
             <w:r>
@@ -2168,7 +2184,7 @@
       <w:tr>
         <w:tc>
           <w:tcPr>
-            <w:tcW w:type="dxa" w:w="4320"/>
+            <w:tcW w:type="dxa" w:w="4680"/>
           </w:tcPr>
           <w:p>
             <w:r/>
@@ -2179,7 +2195,7 @@
         </w:tc>
         <w:tc>
           <w:tcPr>
-            <w:tcW w:type="dxa" w:w="4320"/>
+            <w:tcW w:type="dxa" w:w="4680"/>
           </w:tcPr>
           <w:p>
             <w:r/>
@@ -2216,7 +2232,7 @@
       <w:tr>
         <w:tc>
           <w:tcPr>
-            <w:tcW w:type="dxa" w:w="4320"/>
+            <w:tcW w:type="dxa" w:w="4680"/>
           </w:tcPr>
           <w:p>
             <w:r/>
@@ -2227,7 +2243,7 @@
         </w:tc>
         <w:tc>
           <w:tcPr>
-            <w:tcW w:type="dxa" w:w="4320"/>
+            <w:tcW w:type="dxa" w:w="4680"/>
           </w:tcPr>
           <w:p>
             <w:r/>
@@ -2246,7 +2262,7 @@
       <w:tr>
         <w:tc>
           <w:tcPr>
-            <w:tcW w:type="dxa" w:w="4320"/>
+            <w:tcW w:type="dxa" w:w="4680"/>
           </w:tcPr>
           <w:p>
             <w:r/>
@@ -2257,7 +2273,7 @@
         </w:tc>
         <w:tc>
           <w:tcPr>
-            <w:tcW w:type="dxa" w:w="4320"/>
+            <w:tcW w:type="dxa" w:w="4680"/>
           </w:tcPr>
           <w:p>
             <w:r/>
@@ -2276,7 +2292,7 @@
       <w:tr>
         <w:tc>
           <w:tcPr>
-            <w:tcW w:type="dxa" w:w="4320"/>
+            <w:tcW w:type="dxa" w:w="4680"/>
           </w:tcPr>
           <w:p>
             <w:r/>
@@ -2287,7 +2303,7 @@
         </w:tc>
         <w:tc>
           <w:tcPr>
-            <w:tcW w:type="dxa" w:w="4320"/>
+            <w:tcW w:type="dxa" w:w="4680"/>
           </w:tcPr>
           <w:p>
             <w:r/>
@@ -2307,13 +2323,13 @@
     <w:p/>
     <w:p>
       <w:pPr>
-        <w:spacing w:before="80" w:after="80"/>
+        <w:spacing w:before="60" w:after="60"/>
       </w:pPr>
       <w:r>
         <w:rPr>
-          <w:color w:val="CCCCCC"/>
+          <w:color w:val="BBBBBB"/>
         </w:rPr>
-        <w:t>__________________________________________________</w:t>
+        <w:t>____________________________________________________________</w:t>
       </w:r>
     </w:p>
     <w:p>
@@ -2324,12 +2340,15 @@
         <w:rPr>
           <w:b/>
           <w:color w:val="C41E3A"/>
-          <w:sz w:val="30"/>
+          <w:sz w:val="29"/>
         </w:rPr>
         <w:t>Bloque F — Encaje institucional y marco de relación</w:t>
       </w:r>
     </w:p>
     <w:p>
+      <w:pPr>
+        <w:jc w:val="both"/>
+      </w:pPr>
       <w:r>
         <w:t xml:space="preserve">El Aviso Legal actual declara expresamente que HemoPocket </w:t>
       </w:r>
@@ -2421,13 +2440,13 @@
     </w:p>
     <w:p>
       <w:pPr>
-        <w:spacing w:before="80" w:after="80"/>
+        <w:spacing w:before="60" w:after="60"/>
       </w:pPr>
       <w:r>
         <w:rPr>
-          <w:color w:val="CCCCCC"/>
+          <w:color w:val="BBBBBB"/>
         </w:rPr>
-        <w:t>__________________________________________________</w:t>
+        <w:t>____________________________________________________________</w:t>
       </w:r>
     </w:p>
     <w:p>
@@ -2438,7 +2457,7 @@
         <w:rPr>
           <w:b/>
           <w:color w:val="C41E3A"/>
-          <w:sz w:val="30"/>
+          <w:sz w:val="29"/>
         </w:rPr>
         <w:t>Tabla resumen de acciones imprescindibles (🔴)</w:t>
       </w:r>
@@ -2451,15 +2470,15 @@
         <w:tblLook w:firstColumn="1" w:firstRow="1" w:lastColumn="0" w:lastRow="0" w:noHBand="0" w:noVBand="1" w:val="04A0"/>
       </w:tblPr>
       <w:tblGrid>
-        <w:gridCol w:w="2160"/>
-        <w:gridCol w:w="2160"/>
-        <w:gridCol w:w="2160"/>
-        <w:gridCol w:w="2160"/>
+        <w:gridCol w:w="2340"/>
+        <w:gridCol w:w="2340"/>
+        <w:gridCol w:w="2340"/>
+        <w:gridCol w:w="2340"/>
       </w:tblGrid>
       <w:tr>
         <w:tc>
           <w:tcPr>
-            <w:tcW w:type="dxa" w:w="2160"/>
+            <w:tcW w:type="dxa" w:w="2340"/>
           </w:tcPr>
           <w:p>
             <w:r>
@@ -2477,7 +2496,7 @@
         </w:tc>
         <w:tc>
           <w:tcPr>
-            <w:tcW w:type="dxa" w:w="2160"/>
+            <w:tcW w:type="dxa" w:w="2340"/>
           </w:tcPr>
           <w:p>
             <w:r>
@@ -2495,7 +2514,7 @@
         </w:tc>
         <w:tc>
           <w:tcPr>
-            <w:tcW w:type="dxa" w:w="2160"/>
+            <w:tcW w:type="dxa" w:w="2340"/>
           </w:tcPr>
           <w:p>
             <w:r>
@@ -2513,7 +2532,7 @@
         </w:tc>
         <w:tc>
           <w:tcPr>
-            <w:tcW w:type="dxa" w:w="2160"/>
+            <w:tcW w:type="dxa" w:w="2340"/>
           </w:tcPr>
           <w:p>
             <w:r>
@@ -2533,7 +2552,7 @@
       <w:tr>
         <w:tc>
           <w:tcPr>
-            <w:tcW w:type="dxa" w:w="2160"/>
+            <w:tcW w:type="dxa" w:w="2340"/>
           </w:tcPr>
           <w:p>
             <w:r/>
@@ -2544,7 +2563,7 @@
         </w:tc>
         <w:tc>
           <w:tcPr>
-            <w:tcW w:type="dxa" w:w="2160"/>
+            <w:tcW w:type="dxa" w:w="2340"/>
           </w:tcPr>
           <w:p>
             <w:r/>
@@ -2555,7 +2574,7 @@
         </w:tc>
         <w:tc>
           <w:tcPr>
-            <w:tcW w:type="dxa" w:w="2160"/>
+            <w:tcW w:type="dxa" w:w="2340"/>
           </w:tcPr>
           <w:p>
             <w:r/>
@@ -2566,7 +2585,7 @@
         </w:tc>
         <w:tc>
           <w:tcPr>
-            <w:tcW w:type="dxa" w:w="2160"/>
+            <w:tcW w:type="dxa" w:w="2340"/>
           </w:tcPr>
           <w:p>
             <w:r/>
@@ -2579,7 +2598,7 @@
       <w:tr>
         <w:tc>
           <w:tcPr>
-            <w:tcW w:type="dxa" w:w="2160"/>
+            <w:tcW w:type="dxa" w:w="2340"/>
           </w:tcPr>
           <w:p>
             <w:r/>
@@ -2590,7 +2609,7 @@
         </w:tc>
         <w:tc>
           <w:tcPr>
-            <w:tcW w:type="dxa" w:w="2160"/>
+            <w:tcW w:type="dxa" w:w="2340"/>
           </w:tcPr>
           <w:p>
             <w:r/>
@@ -2601,7 +2620,7 @@
         </w:tc>
         <w:tc>
           <w:tcPr>
-            <w:tcW w:type="dxa" w:w="2160"/>
+            <w:tcW w:type="dxa" w:w="2340"/>
           </w:tcPr>
           <w:p>
             <w:r/>
@@ -2612,7 +2631,7 @@
         </w:tc>
         <w:tc>
           <w:tcPr>
-            <w:tcW w:type="dxa" w:w="2160"/>
+            <w:tcW w:type="dxa" w:w="2340"/>
           </w:tcPr>
           <w:p>
             <w:r/>
@@ -2625,7 +2644,7 @@
       <w:tr>
         <w:tc>
           <w:tcPr>
-            <w:tcW w:type="dxa" w:w="2160"/>
+            <w:tcW w:type="dxa" w:w="2340"/>
           </w:tcPr>
           <w:p>
             <w:r/>
@@ -2636,7 +2655,7 @@
         </w:tc>
         <w:tc>
           <w:tcPr>
-            <w:tcW w:type="dxa" w:w="2160"/>
+            <w:tcW w:type="dxa" w:w="2340"/>
           </w:tcPr>
           <w:p>
             <w:r/>
@@ -2647,7 +2666,7 @@
         </w:tc>
         <w:tc>
           <w:tcPr>
-            <w:tcW w:type="dxa" w:w="2160"/>
+            <w:tcW w:type="dxa" w:w="2340"/>
           </w:tcPr>
           <w:p>
             <w:r/>
@@ -2658,7 +2677,7 @@
         </w:tc>
         <w:tc>
           <w:tcPr>
-            <w:tcW w:type="dxa" w:w="2160"/>
+            <w:tcW w:type="dxa" w:w="2340"/>
           </w:tcPr>
           <w:p>
             <w:r/>
@@ -2671,7 +2690,7 @@
       <w:tr>
         <w:tc>
           <w:tcPr>
-            <w:tcW w:type="dxa" w:w="2160"/>
+            <w:tcW w:type="dxa" w:w="2340"/>
           </w:tcPr>
           <w:p>
             <w:r/>
@@ -2682,7 +2701,7 @@
         </w:tc>
         <w:tc>
           <w:tcPr>
-            <w:tcW w:type="dxa" w:w="2160"/>
+            <w:tcW w:type="dxa" w:w="2340"/>
           </w:tcPr>
           <w:p>
             <w:r/>
@@ -2693,7 +2712,7 @@
         </w:tc>
         <w:tc>
           <w:tcPr>
-            <w:tcW w:type="dxa" w:w="2160"/>
+            <w:tcW w:type="dxa" w:w="2340"/>
           </w:tcPr>
           <w:p>
             <w:r/>
@@ -2704,7 +2723,7 @@
         </w:tc>
         <w:tc>
           <w:tcPr>
-            <w:tcW w:type="dxa" w:w="2160"/>
+            <w:tcW w:type="dxa" w:w="2340"/>
           </w:tcPr>
           <w:p>
             <w:r/>
@@ -2717,7 +2736,7 @@
       <w:tr>
         <w:tc>
           <w:tcPr>
-            <w:tcW w:type="dxa" w:w="2160"/>
+            <w:tcW w:type="dxa" w:w="2340"/>
           </w:tcPr>
           <w:p>
             <w:r/>
@@ -2728,7 +2747,7 @@
         </w:tc>
         <w:tc>
           <w:tcPr>
-            <w:tcW w:type="dxa" w:w="2160"/>
+            <w:tcW w:type="dxa" w:w="2340"/>
           </w:tcPr>
           <w:p>
             <w:r/>
@@ -2739,7 +2758,7 @@
         </w:tc>
         <w:tc>
           <w:tcPr>
-            <w:tcW w:type="dxa" w:w="2160"/>
+            <w:tcW w:type="dxa" w:w="2340"/>
           </w:tcPr>
           <w:p>
             <w:r/>
@@ -2750,7 +2769,7 @@
         </w:tc>
         <w:tc>
           <w:tcPr>
-            <w:tcW w:type="dxa" w:w="2160"/>
+            <w:tcW w:type="dxa" w:w="2340"/>
           </w:tcPr>
           <w:p>
             <w:r/>
@@ -2763,7 +2782,7 @@
       <w:tr>
         <w:tc>
           <w:tcPr>
-            <w:tcW w:type="dxa" w:w="2160"/>
+            <w:tcW w:type="dxa" w:w="2340"/>
           </w:tcPr>
           <w:p>
             <w:r/>
@@ -2774,7 +2793,7 @@
         </w:tc>
         <w:tc>
           <w:tcPr>
-            <w:tcW w:type="dxa" w:w="2160"/>
+            <w:tcW w:type="dxa" w:w="2340"/>
           </w:tcPr>
           <w:p>
             <w:r/>
@@ -2785,7 +2804,7 @@
         </w:tc>
         <w:tc>
           <w:tcPr>
-            <w:tcW w:type="dxa" w:w="2160"/>
+            <w:tcW w:type="dxa" w:w="2340"/>
           </w:tcPr>
           <w:p>
             <w:r/>
@@ -2796,7 +2815,7 @@
         </w:tc>
         <w:tc>
           <w:tcPr>
-            <w:tcW w:type="dxa" w:w="2160"/>
+            <w:tcW w:type="dxa" w:w="2340"/>
           </w:tcPr>
           <w:p>
             <w:r/>
@@ -2809,7 +2828,7 @@
       <w:tr>
         <w:tc>
           <w:tcPr>
-            <w:tcW w:type="dxa" w:w="2160"/>
+            <w:tcW w:type="dxa" w:w="2340"/>
           </w:tcPr>
           <w:p>
             <w:r/>
@@ -2820,7 +2839,7 @@
         </w:tc>
         <w:tc>
           <w:tcPr>
-            <w:tcW w:type="dxa" w:w="2160"/>
+            <w:tcW w:type="dxa" w:w="2340"/>
           </w:tcPr>
           <w:p>
             <w:r/>
@@ -2831,7 +2850,7 @@
         </w:tc>
         <w:tc>
           <w:tcPr>
-            <w:tcW w:type="dxa" w:w="2160"/>
+            <w:tcW w:type="dxa" w:w="2340"/>
           </w:tcPr>
           <w:p>
             <w:r/>
@@ -2842,7 +2861,7 @@
         </w:tc>
         <w:tc>
           <w:tcPr>
-            <w:tcW w:type="dxa" w:w="2160"/>
+            <w:tcW w:type="dxa" w:w="2340"/>
           </w:tcPr>
           <w:p>
             <w:r/>
@@ -2855,7 +2874,7 @@
       <w:tr>
         <w:tc>
           <w:tcPr>
-            <w:tcW w:type="dxa" w:w="2160"/>
+            <w:tcW w:type="dxa" w:w="2340"/>
           </w:tcPr>
           <w:p>
             <w:r/>
@@ -2866,7 +2885,7 @@
         </w:tc>
         <w:tc>
           <w:tcPr>
-            <w:tcW w:type="dxa" w:w="2160"/>
+            <w:tcW w:type="dxa" w:w="2340"/>
           </w:tcPr>
           <w:p>
             <w:r/>
@@ -2877,7 +2896,7 @@
         </w:tc>
         <w:tc>
           <w:tcPr>
-            <w:tcW w:type="dxa" w:w="2160"/>
+            <w:tcW w:type="dxa" w:w="2340"/>
           </w:tcPr>
           <w:p>
             <w:r/>
@@ -2888,7 +2907,7 @@
         </w:tc>
         <w:tc>
           <w:tcPr>
-            <w:tcW w:type="dxa" w:w="2160"/>
+            <w:tcW w:type="dxa" w:w="2340"/>
           </w:tcPr>
           <w:p>
             <w:r/>
@@ -2902,13 +2921,13 @@
     <w:p/>
     <w:p>
       <w:pPr>
-        <w:spacing w:before="80" w:after="80"/>
+        <w:spacing w:before="60" w:after="60"/>
       </w:pPr>
       <w:r>
         <w:rPr>
-          <w:color w:val="CCCCCC"/>
+          <w:color w:val="BBBBBB"/>
         </w:rPr>
-        <w:t>__________________________________________________</w:t>
+        <w:t>____________________________________________________________</w:t>
       </w:r>
     </w:p>
     <w:p>
@@ -2919,12 +2938,15 @@
         <w:rPr>
           <w:b/>
           <w:color w:val="C41E3A"/>
-          <w:sz w:val="30"/>
+          <w:sz w:val="29"/>
         </w:rPr>
         <w:t>Conclusión</w:t>
       </w:r>
     </w:p>
     <w:p>
+      <w:pPr>
+        <w:jc w:val="both"/>
+      </w:pPr>
       <w:r>
         <w:t xml:space="preserve">HemoPocket es </w:t>
       </w:r>
@@ -2948,6 +2970,9 @@
       </w:r>
     </w:p>
     <w:p>
+      <w:pPr>
+        <w:jc w:val="both"/>
+      </w:pPr>
       <w:r>
         <w:t xml:space="preserve">Resolviendo en primer lugar las acciones marcadas como 🔴, la herramienta se presenta ante las comisiones con un </w:t>
       </w:r>
@@ -2962,13 +2987,53 @@
       </w:r>
     </w:p>
     <w:sectPr>
+      <w:footerReference w:type="default" r:id="rId9"/>
       <w:pgSz w:w="12240" w:h="15840"/>
-      <w:pgMar w:top="1440" w:right="1800" w:bottom="1440" w:left="1800" w:header="720" w:footer="720" w:gutter="0"/>
+      <w:pgMar w:top="1296" w:right="1440" w:bottom="1296" w:left="1440" w:header="720" w:footer="720" w:gutter="0"/>
       <w:cols w:space="720"/>
       <w:docGrid w:linePitch="360"/>
     </w:sectPr>
   </w:body>
 </w:document>
+</file>
+
+<file path=word/footer1.xml><?xml version="1.0" encoding="utf-8"?>
+<w:ftr xmlns:m="http://schemas.openxmlformats.org/officeDocument/2006/math" xmlns:mc="http://schemas.openxmlformats.org/markup-compatibility/2006" xmlns:mo="http://schemas.microsoft.com/office/mac/office/2008/main" xmlns:mv="urn:schemas-microsoft-com:mac:vml" xmlns:o="urn:schemas-microsoft-com:office:office" xmlns:r="http://schemas.openxmlformats.org/officeDocument/2006/relationships" xmlns:v="urn:schemas-microsoft-com:vml" xmlns:w10="urn:schemas-microsoft-com:office:word" xmlns:w14="http://schemas.microsoft.com/office/word/2010/wordml" xmlns:w="http://schemas.openxmlformats.org/wordprocessingml/2006/main" xmlns:wne="http://schemas.microsoft.com/office/word/2006/wordml" xmlns:wp14="http://schemas.microsoft.com/office/word/2010/wordprocessingDrawing" xmlns:wp="http://schemas.openxmlformats.org/drawingml/2006/wordprocessingDrawing" xmlns:wpc="http://schemas.microsoft.com/office/word/2010/wordprocessingCanvas" xmlns:wpg="http://schemas.microsoft.com/office/word/2010/wordprocessingGroup" xmlns:wpi="http://schemas.microsoft.com/office/word/2010/wordprocessingInk" xmlns:wps="http://schemas.microsoft.com/office/word/2010/wordprocessingShape" mc:Ignorable="w14 wp14">
+  <w:p>
+    <w:pPr>
+      <w:pStyle w:val="Footer"/>
+      <w:jc w:val="center"/>
+    </w:pPr>
+    <w:r>
+      <w:rPr>
+        <w:color w:val="666666"/>
+        <w:sz w:val="16"/>
+      </w:rPr>
+      <w:t xml:space="preserve">HemoPocket · Recomendaciones (uso interno)   ·   Página </w:t>
+    </w:r>
+    <w:fldSimple w:instr="PAGE">
+      <w:r>
+        <w:rPr>
+          <w:sz w:val="16"/>
+        </w:rPr>
+      </w:r>
+    </w:fldSimple>
+    <w:r>
+      <w:rPr>
+        <w:color w:val="666666"/>
+        <w:sz w:val="16"/>
+      </w:rPr>
+      <w:t xml:space="preserve"> de </w:t>
+    </w:r>
+    <w:fldSimple w:instr="NUMPAGES">
+      <w:r>
+        <w:rPr>
+          <w:sz w:val="16"/>
+        </w:rPr>
+      </w:r>
+    </w:fldSimple>
+  </w:p>
+</w:ftr>
 </file>
 
 <file path=word/numbering.xml><?xml version="1.0" encoding="utf-8"?>
